--- a/WICR_FinalTemplate.docx
+++ b/WICR_FinalTemplate.docx
@@ -10488,7 +10488,7 @@
             <w:lock w:val="sdtLocked"/>
             <w:dropDownList>
               <w:listItem w:value="Choose an item."/>
-              <w:listItem w:displayText="DM CA GC 714639" w:value="DM CA GC 714639"/>
+              <w:listItem w:displayText="DM, CA CSLB GC 714639" w:value="DM, CA CSLB GC 714639"/>
               <w:listItem w:displayText="VS Architect CA - C13791" w:value="VS Architect CA - C13791"/>
               <w:listItem w:displayText="PK Architect CA- C 26488" w:value="PK Architect CA- C 26488"/>
             </w:dropDownList>

--- a/WICR_FinalTemplate.docx
+++ b/WICR_FinalTemplate.docx
@@ -10488,7 +10488,7 @@
             <w:lock w:val="sdtLocked"/>
             <w:dropDownList>
               <w:listItem w:value="Choose an item."/>
-              <w:listItem w:displayText="DM, CA CSLB GC 714639" w:value="DM, CA CSLB GC 714639"/>
+              <w:listItem w:displayText="CA CSLB GC 714639" w:value="CA CSLB GC 714639"/>
               <w:listItem w:displayText="VS Architect CA - C13791" w:value="VS Architect CA - C13791"/>
               <w:listItem w:displayText="PK Architect CA- C 26488" w:value="PK Architect CA- C 26488"/>
             </w:dropDownList>
